--- a/tillsyn/A 31321-2025 tillsynsbegäran.docx
+++ b/tillsyn/A 31321-2025 tillsynsbegäran.docx
@@ -844,7 +844,7 @@
     <w:r>
       <w:tab/>
       <w:tab/>
-      <w:t>2026-09-14</w:t>
+      <w:t>2026-09-15</w:t>
       <w:br/>
       <w:br/>
     </w:r>

--- a/tillsyn/A 31321-2025 tillsynsbegäran.docx
+++ b/tillsyn/A 31321-2025 tillsynsbegäran.docx
@@ -844,7 +844,7 @@
     <w:r>
       <w:tab/>
       <w:tab/>
-      <w:t>2026-09-15</w:t>
+      <w:t>2026-09-16</w:t>
       <w:br/>
       <w:br/>
     </w:r>

--- a/tillsyn/A 31321-2025 tillsynsbegäran.docx
+++ b/tillsyn/A 31321-2025 tillsynsbegäran.docx
@@ -844,7 +844,7 @@
     <w:r>
       <w:tab/>
       <w:tab/>
-      <w:t>2026-09-16</w:t>
+      <w:t>2026-09-17</w:t>
       <w:br/>
       <w:br/>
     </w:r>

--- a/tillsyn/A 31321-2025 tillsynsbegäran.docx
+++ b/tillsyn/A 31321-2025 tillsynsbegäran.docx
@@ -844,7 +844,7 @@
     <w:r>
       <w:tab/>
       <w:tab/>
-      <w:t>2026-09-17</w:t>
+      <w:t>2026-09-18</w:t>
       <w:br/>
       <w:br/>
     </w:r>

--- a/tillsyn/A 31321-2025 tillsynsbegäran.docx
+++ b/tillsyn/A 31321-2025 tillsynsbegäran.docx
@@ -844,7 +844,7 @@
     <w:r>
       <w:tab/>
       <w:tab/>
-      <w:t>2026-09-18</w:t>
+      <w:t>2026-09-19</w:t>
       <w:br/>
       <w:br/>
     </w:r>

--- a/tillsyn/A 31321-2025 tillsynsbegäran.docx
+++ b/tillsyn/A 31321-2025 tillsynsbegäran.docx
@@ -844,7 +844,7 @@
     <w:r>
       <w:tab/>
       <w:tab/>
-      <w:t>2026-09-19</w:t>
+      <w:t>2026-09-21</w:t>
       <w:br/>
       <w:br/>
     </w:r>

--- a/tillsyn/A 31321-2025 tillsynsbegäran.docx
+++ b/tillsyn/A 31321-2025 tillsynsbegäran.docx
@@ -22,7 +22,7 @@
       <w:r>
         <w:drawing>
           <wp:inline xmlns:a="http://schemas.openxmlformats.org/drawingml/2006/main" xmlns:pic="http://schemas.openxmlformats.org/drawingml/2006/picture">
-            <wp:extent cx="5486400" cy="3618007"/>
+            <wp:extent cx="5486400" cy="3736785"/>
             <wp:docPr id="1" name="Picture 1"/>
             <wp:cNvGraphicFramePr>
               <a:graphicFrameLocks noChangeAspect="1"/>
@@ -43,7 +43,7 @@
                   <pic:spPr>
                     <a:xfrm>
                       <a:off x="0" y="0"/>
-                      <a:ext cx="5486400" cy="3618007"/>
+                      <a:ext cx="5486400" cy="3736785"/>
                     </a:xfrm>
                     <a:prstGeom prst="rect"/>
                   </pic:spPr>
@@ -65,7 +65,7 @@
     </w:p>
     <w:p>
       <w:r>
-        <w:t>I och inom 24 meter från avverkningsanmälan finns fynd av 6 naturvårdsarter, varav 1 är rödlistad, 3 är fridlysta, 5 är typiska (T) och 2 är signalarter (S): vedskivlav (NT, T), rävticka (S, T), trädporella (S, T), järpe (T, §4), spillkråka (T, §4) och revlummer (§9). Se Figur 1.</w:t>
+        <w:t>I och inom 24 meter från avverkningsanmälan finns fynd av 8 naturvårdsarter, varav 2 är rödlistade, 4 är fridlysta, 6 är typiska (T) och 2 är signalarter (S): gräddporing (VU, T), vedskivlav (NT, T), rävticka (S, T), trädporella (S, T), järpe (T, §4), spillkråka (T, §4), revlummer (§9) och äkta lopplummer (§9). Se Figur 1.</w:t>
       </w:r>
     </w:p>
     <w:p>
@@ -102,6 +102,26 @@
     <w:p>
       <w:r>
         <w:t>Nedan följer beskrivningar av de naturvårdsarter och fridlysta arter som har sina livsmiljöer och växtplatser i den avverkningsanmälda skogen. Se även ytterligare artfakta i BILAGA 1. De påträffade naturvårdsarterna är ett tydligt kvitto på att det rör sig om en skog med höga naturvärden.</w:t>
+      </w:r>
+    </w:p>
+    <w:p>
+      <w:r>
+        <w:rPr>
+          <w:b/>
+        </w:rPr>
+        <w:t>Gräddporing (VU)</w:t>
+      </w:r>
+      <w:r>
+        <w:t xml:space="preserve"> växer nästan enbart i urskogsartad barrskog på gamla, kraftigt murkna, grova och mossbelupna tallågor i något fuktiga och skuggiga lägen. Arten är placerad högst upp i Skogsstyrelsens värdepyramid för bedömning av skog med höga naturvärden och indikerar gamla och relativt orörda tallnaturskogar med höga naturvärden där det under låg tid kontinuerligt funnits inslag av grova tallågor. För att på sikt hejda artens vikande trend behöver merparten av gräddporingens nu kända växtplatser undantas från skogsbruk. Gräddporing är typisk art för </w:t>
+      </w:r>
+      <w:r>
+        <w:rPr>
+          <w:i/>
+        </w:rPr>
+        <w:t>9010 Taiga</w:t>
+      </w:r>
+      <w:r>
+        <w:t xml:space="preserve"> (SLU Artdatabanken, 2024; Nitare &amp; Skogsstyrelsen, 2019).</w:t>
       </w:r>
     </w:p>
     <w:p>
@@ -268,7 +288,7 @@
     </w:p>
     <w:p>
       <w:r>
-        <w:t>Följande typiska arter har sina livsmiljöer och växtplatser i den avverkningsanmälda skogen: vedskivlav (NT, T), rävticka (S, T), trädporella (S, T), järpe (T, §4) och spillkråka (T, §4).</w:t>
+        <w:t>Följande typiska arter har sina livsmiljöer och växtplatser i den avverkningsanmälda skogen: gräddporing (VU, T), vedskivlav (NT, T), rävticka (S, T), trädporella (S, T), järpe (T, §4) och spillkråka (T, §4).</w:t>
       </w:r>
     </w:p>
     <w:p>
@@ -844,7 +864,7 @@
     <w:r>
       <w:tab/>
       <w:tab/>
-      <w:t>2026-09-21</w:t>
+      <w:t>2026-09-23</w:t>
       <w:br/>
       <w:br/>
     </w:r>

--- a/tillsyn/A 31321-2025 tillsynsbegäran.docx
+++ b/tillsyn/A 31321-2025 tillsynsbegäran.docx
@@ -22,7 +22,7 @@
       <w:r>
         <w:drawing>
           <wp:inline xmlns:a="http://schemas.openxmlformats.org/drawingml/2006/main" xmlns:pic="http://schemas.openxmlformats.org/drawingml/2006/picture">
-            <wp:extent cx="5486400" cy="3736785"/>
+            <wp:extent cx="5486400" cy="3757524"/>
             <wp:docPr id="1" name="Picture 1"/>
             <wp:cNvGraphicFramePr>
               <a:graphicFrameLocks noChangeAspect="1"/>
@@ -43,7 +43,7 @@
                   <pic:spPr>
                     <a:xfrm>
                       <a:off x="0" y="0"/>
-                      <a:ext cx="5486400" cy="3736785"/>
+                      <a:ext cx="5486400" cy="3757524"/>
                     </a:xfrm>
                     <a:prstGeom prst="rect"/>
                   </pic:spPr>
@@ -65,7 +65,7 @@
     </w:p>
     <w:p>
       <w:r>
-        <w:t>I och inom 24 meter från avverkningsanmälan finns fynd av 8 naturvårdsarter, varav 2 är rödlistade, 4 är fridlysta, 6 är typiska (T) och 2 är signalarter (S): gräddporing (VU, T), vedskivlav (NT, T), rävticka (S, T), trädporella (S, T), järpe (T, §4), spillkråka (T, §4), revlummer (§9) och äkta lopplummer (§9). Se Figur 1.</w:t>
+        <w:t>I och inom 24 meter från avverkningsanmälan finns fynd av 9 naturvårdsarter, varav 3 är rödlistade, 4 är fridlysta, 7 är typiska (T) och 2 är signalarter (S): gräddporing (VU, T), motaggsvamp (NT, T), vedskivlav (NT, T), rävticka (S, T), trädporella (S, T), järpe (T, §4), spillkråka (T, §4), revlummer (§9) och äkta lopplummer (§9). Se Figur 1.</w:t>
       </w:r>
     </w:p>
     <w:p>
@@ -129,6 +129,26 @@
         <w:rPr>
           <w:b/>
         </w:rPr>
+        <w:t xml:space="preserve">Motaggsvamp (NT) </w:t>
+      </w:r>
+      <w:r>
+        <w:t xml:space="preserve">bildar mykorrhiza med tall i tallskog och hittas huvudsakligen i äldre, glesare skogsbestånd och hällmarksimpediment. Arten hotas främst av skogsavverkning och tycks försvinna efter slutavverkning, markberedning och plantering. Motaggsvamp är typisk art för </w:t>
+      </w:r>
+      <w:r>
+        <w:rPr>
+          <w:i/>
+        </w:rPr>
+        <w:t>9010 Taiga</w:t>
+      </w:r>
+      <w:r>
+        <w:t xml:space="preserve"> (SLU Artdatabanken, 2024).</w:t>
+      </w:r>
+    </w:p>
+    <w:p>
+      <w:r>
+        <w:rPr>
+          <w:b/>
+        </w:rPr>
         <w:t>Vedskivlav (NT)</w:t>
       </w:r>
       <w:r>
@@ -288,7 +308,7 @@
     </w:p>
     <w:p>
       <w:r>
-        <w:t>Följande typiska arter har sina livsmiljöer och växtplatser i den avverkningsanmälda skogen: gräddporing (VU, T), vedskivlav (NT, T), rävticka (S, T), trädporella (S, T), järpe (T, §4) och spillkråka (T, §4).</w:t>
+        <w:t>Följande typiska arter har sina livsmiljöer och växtplatser i den avverkningsanmälda skogen: gräddporing (VU, T), motaggsvamp (NT, T), vedskivlav (NT, T), rävticka (S, T), trädporella (S, T), järpe (T, §4) och spillkråka (T, §4).</w:t>
       </w:r>
     </w:p>
     <w:p>
@@ -864,7 +884,7 @@
     <w:r>
       <w:tab/>
       <w:tab/>
-      <w:t>2026-09-23</w:t>
+      <w:t>2026-09-24</w:t>
       <w:br/>
       <w:br/>
     </w:r>

--- a/tillsyn/A 31321-2025 tillsynsbegäran.docx
+++ b/tillsyn/A 31321-2025 tillsynsbegäran.docx
@@ -884,7 +884,7 @@
     <w:r>
       <w:tab/>
       <w:tab/>
-      <w:t>2026-09-24</w:t>
+      <w:t>2026-09-25</w:t>
       <w:br/>
       <w:br/>
     </w:r>

--- a/tillsyn/A 31321-2025 tillsynsbegäran.docx
+++ b/tillsyn/A 31321-2025 tillsynsbegäran.docx
@@ -884,7 +884,7 @@
     <w:r>
       <w:tab/>
       <w:tab/>
-      <w:t>2026-09-25</w:t>
+      <w:t>2026-09-26</w:t>
       <w:br/>
       <w:br/>
     </w:r>

--- a/tillsyn/A 31321-2025 tillsynsbegäran.docx
+++ b/tillsyn/A 31321-2025 tillsynsbegäran.docx
@@ -884,7 +884,7 @@
     <w:r>
       <w:tab/>
       <w:tab/>
-      <w:t>2026-09-26</w:t>
+      <w:t>2026-09-27</w:t>
       <w:br/>
       <w:br/>
     </w:r>

--- a/tillsyn/A 31321-2025 tillsynsbegäran.docx
+++ b/tillsyn/A 31321-2025 tillsynsbegäran.docx
@@ -22,7 +22,7 @@
       <w:r>
         <w:drawing>
           <wp:inline xmlns:a="http://schemas.openxmlformats.org/drawingml/2006/main" xmlns:pic="http://schemas.openxmlformats.org/drawingml/2006/picture">
-            <wp:extent cx="5486400" cy="3757524"/>
+            <wp:extent cx="5486400" cy="3627434"/>
             <wp:docPr id="1" name="Picture 1"/>
             <wp:cNvGraphicFramePr>
               <a:graphicFrameLocks noChangeAspect="1"/>
@@ -43,7 +43,7 @@
                   <pic:spPr>
                     <a:xfrm>
                       <a:off x="0" y="0"/>
-                      <a:ext cx="5486400" cy="3757524"/>
+                      <a:ext cx="5486400" cy="3627434"/>
                     </a:xfrm>
                     <a:prstGeom prst="rect"/>
                   </pic:spPr>
@@ -65,7 +65,7 @@
     </w:p>
     <w:p>
       <w:r>
-        <w:t>I och inom 24 meter från avverkningsanmälan finns fynd av 9 naturvårdsarter, varav 3 är rödlistade, 4 är fridlysta, 7 är typiska (T) och 2 är signalarter (S): gräddporing (VU, T), motaggsvamp (NT, T), vedskivlav (NT, T), rävticka (S, T), trädporella (S, T), järpe (T, §4), spillkråka (T, §4), revlummer (§9) och äkta lopplummer (§9). Se Figur 1.</w:t>
+        <w:t>I och inom 24 meter från avverkningsanmälan finns fynd av 10 naturvårdsarter, varav 3 är rödlistade, 5 är fridlysta, 8 är typiska (T) och 2 är signalarter (S): gräddporing (VU, T), motaggsvamp (NT, T), vedskivlav (NT, T), rävticka (S, T), trädporella (S, T), järpe (T, §4), spillkråka (T, §4), tjäder (T, §4), revlummer (§9) och äkta lopplummer (§9). Se Figur 1.</w:t>
       </w:r>
     </w:p>
     <w:p>
@@ -272,25 +272,32 @@
       </w:r>
     </w:p>
     <w:p>
-      <w:pPr>
-        <w:pStyle w:val="Heading1"/>
-      </w:pPr>
-      <w:r>
-        <w:t>EU:s fågeldirektiv</w:t>
-      </w:r>
-    </w:p>
-    <w:p>
-      <w:r>
-        <w:t xml:space="preserve">Europeiska unionens medlemsländer är skyldiga att agera i enlighet med EU:s fågeldirektiv där det uttryckligen står att direktivet gäller för fåglar samt för deras ägg, bon och </w:t>
-      </w:r>
       <w:r>
         <w:rPr>
           <w:b/>
         </w:rPr>
-        <w:t xml:space="preserve">livsmiljöer </w:t>
-      </w:r>
-      <w:r>
-        <w:t>(artikel 1). Vidare att de åtgärder som vidtas inte får leda till en försämring av den nuvarande situationen beträffande bevarandet av de fågelarter som avses i artikel 1 (artikel 13). Fågeldirektivet är styrande för tillsynsansvariga myndigheters ärendehantering, ställningstaganden och beslutsfattande.</w:t>
+        <w:t>Tjäder (§4)</w:t>
+      </w:r>
+      <w:r>
+        <w:t xml:space="preserve"> omfattas av bilaga 1 och 2 EU:s fågeldirektiv och är typisk art för </w:t>
+      </w:r>
+      <w:r>
+        <w:rPr>
+          <w:i/>
+        </w:rPr>
+        <w:t xml:space="preserve">9010 Taiga </w:t>
+      </w:r>
+      <w:r>
+        <w:t xml:space="preserve">och </w:t>
+      </w:r>
+      <w:r>
+        <w:rPr>
+          <w:i/>
+        </w:rPr>
+        <w:t>9740 Skogsbevuxen myr</w:t>
+      </w:r>
+      <w:r>
+        <w:t>. Tjädern är en utpräglad skogsfågel knuten till större sammanhängande barrskogsområden. Tupparna och hönorna utnyttjar till viss del olika miljöer, och habitatvalet varierar dessutom mellan olika delar av året. För att det ska finnas livskraftiga tjäderbestånd krävs funktionella skogslandskap med en blandning av uppvuxen, gles och luckig skog, täta sumpskogar, myrar och andra små våtmarker. Arten försvinner när skogen fragmenteras och den sammanlagda arealen hyggen och andra öppna områden blir för stor. Ett småskaligt och försiktigt virkesuttag genom hyggesfria metoder kan i vissa fall vara möjligt i området inom 200 m från lekcentrum. Längre ut från lekcentrum, inom 200–500 m bör den avverkade ytan inte överskrida 1 hektar för att undvika alltför stora och snabba förändringar (Skogsstyrelsen, 2019; SLU Artdatabanken, 2024).</w:t>
       </w:r>
     </w:p>
     <w:p>
@@ -298,17 +305,39 @@
         <w:pStyle w:val="Heading1"/>
       </w:pPr>
       <w:r>
-        <w:t>Typiska arter och EU:s art- och habitatdirektiv</w:t>
+        <w:t>EU:s fågeldirektiv</w:t>
       </w:r>
     </w:p>
     <w:p>
       <w:r>
-        <w:t>Typiska arter används för att lokalisera områden med gynnsam bevarandestatus för de naturtyper som är listade i EU:s art- och habitatdirektiv. Ett exempel är Västlig taiga (EU-kod 9010) som saknar gynnsam bevarandestatus och minskar starkt som naturtyp i Sverige. Naturvårdsverket skriver i sin vägledning för Västlig taiga att dylika miljöer förutsätter normalt att skogarna skyddas långsiktigt, eftersom skogsbruk inte är förenligt med bevarande av naturtypen i gynnsamt tillstånd (Naturvårdsverket, 2011).</w:t>
+        <w:t xml:space="preserve">Europeiska unionens medlemsländer är skyldiga att agera i enlighet med EU:s fågeldirektiv där det uttryckligen står att direktivet gäller för fåglar samt för deras ägg, bon och </w:t>
+      </w:r>
+      <w:r>
+        <w:rPr>
+          <w:b/>
+        </w:rPr>
+        <w:t xml:space="preserve">livsmiljöer </w:t>
+      </w:r>
+      <w:r>
+        <w:t>(artikel 1). Vidare att de åtgärder som vidtas inte får leda till en försämring av den nuvarande situationen beträffande bevarandet av de fågelarter som avses i artikel 1 (artikel 13). Fågeldirektivet är styrande för tillsynsansvariga myndigheters ärendehantering, ställningstaganden och beslutsfattande.</w:t>
       </w:r>
     </w:p>
     <w:p>
-      <w:r>
-        <w:t>Följande typiska arter har sina livsmiljöer och växtplatser i den avverkningsanmälda skogen: gräddporing (VU, T), motaggsvamp (NT, T), vedskivlav (NT, T), rävticka (S, T), trädporella (S, T), järpe (T, §4) och spillkråka (T, §4).</w:t>
+      <w:pPr>
+        <w:pStyle w:val="Heading1"/>
+      </w:pPr>
+      <w:r>
+        <w:t>Typiska arter och EU:s art- och habitatdirektiv</w:t>
+      </w:r>
+    </w:p>
+    <w:p>
+      <w:r>
+        <w:t>Typiska arter används för att lokalisera områden med gynnsam bevarandestatus för de naturtyper som är listade i EU:s art- och habitatdirektiv. Ett exempel är Västlig taiga (EU-kod 9010) som saknar gynnsam bevarandestatus och minskar starkt som naturtyp i Sverige. Naturvårdsverket skriver i sin vägledning för Västlig taiga att dylika miljöer förutsätter normalt att skogarna skyddas långsiktigt, eftersom skogsbruk inte är förenligt med bevarande av naturtypen i gynnsamt tillstånd (Naturvårdsverket, 2011).</w:t>
+      </w:r>
+    </w:p>
+    <w:p>
+      <w:r>
+        <w:t>Följande typiska arter har sina livsmiljöer och växtplatser i den avverkningsanmälda skogen: gräddporing (VU, T), motaggsvamp (NT, T), vedskivlav (NT, T), rävticka (S, T), trädporella (S, T), järpe (T, §4), spillkråka (T, §4) och tjäder (T, §4).</w:t>
       </w:r>
     </w:p>
     <w:p>
@@ -506,6 +535,75 @@
       </w:r>
       <w:r>
         <w:t>SLU Artdatabanken, Uppsala.</w:t>
+      </w:r>
+    </w:p>
+    <w:p>
+      <w:pPr>
+        <w:pStyle w:val="Heading1"/>
+      </w:pPr>
+      <w:r>
+        <w:t>Tjäder – ekologi samt krav på livsmiljön</w:t>
+      </w:r>
+    </w:p>
+    <w:p>
+      <w:r>
+        <w:t xml:space="preserve">Tjäder (§4) omfattas av bilaga 1 och 2 EU:s fågeldirektiv och är typisk art för </w:t>
+      </w:r>
+      <w:r>
+        <w:rPr>
+          <w:i/>
+        </w:rPr>
+        <w:t xml:space="preserve">9010 Taiga </w:t>
+      </w:r>
+      <w:r>
+        <w:t xml:space="preserve">och </w:t>
+      </w:r>
+      <w:r>
+        <w:rPr>
+          <w:i/>
+        </w:rPr>
+        <w:t>9740 Skogsbevuxen myr</w:t>
+      </w:r>
+      <w:r>
+        <w:t>. Tjädern är en utpräglad skogsfågel knuten till större sammanhängande barrskogsområden. Tupparna och hönorna utnyttjar till viss del olika miljöer, och habitatvalet varierar dessutom mellan olika delar av året. För att det ska finnas livskraftiga tjäderbestånd krävs funktionella skogslandskap med en blandning av uppvuxen, gles och luckig skog, täta sumpskogar, myrar och andra små våtmarker (Skogsstyrelsen, 2019; SLU Artdatabanken 2024).</w:t>
+      </w:r>
+    </w:p>
+    <w:p>
+      <w:r>
+        <w:t>Arten försvinner när skogen fragmenteras och den sammanlagda arealen hyggen och andra öppna områden blir för stor. Ett småskaligt och försiktigt virkesuttag genom hyggesfria metoder kan i vissa fall vara möjligt i området inom 200 m från lekcentrum. Längre ut från lekcentrum, inom 200–500 m bör den avverkade ytan inte överskrida 1 hektar för att undvika alltför stora och snabba förändringar (Skogsstyrelsen, 2019).</w:t>
+      </w:r>
+    </w:p>
+    <w:p>
+      <w:pPr>
+        <w:pStyle w:val="Heading2"/>
+      </w:pPr>
+      <w:r>
+        <w:t>Referenser – tjäder</w:t>
+      </w:r>
+    </w:p>
+    <w:p>
+      <w:r>
+        <w:t xml:space="preserve">Skogsstyrelsen, 2019. </w:t>
+      </w:r>
+      <w:r>
+        <w:rPr>
+          <w:i/>
+        </w:rPr>
+        <w:t>Vägledning för hänsyn till fåglar – tjäder.</w:t>
+      </w:r>
+    </w:p>
+    <w:p>
+      <w:r>
+        <w:t xml:space="preserve">SLU Artdatabanken, 2024. </w:t>
+      </w:r>
+      <w:r>
+        <w:rPr>
+          <w:i/>
+        </w:rPr>
+        <w:t xml:space="preserve">Artfaktablad. Naturvård – artfakta. </w:t>
+      </w:r>
+      <w:r>
+        <w:t>SLU Artdatabanken, Uppsala</w:t>
       </w:r>
     </w:p>
     <w:p>
@@ -884,7 +982,7 @@
     <w:r>
       <w:tab/>
       <w:tab/>
-      <w:t>2026-09-27</w:t>
+      <w:t>2026-09-28</w:t>
       <w:br/>
       <w:br/>
     </w:r>

--- a/tillsyn/A 31321-2025 tillsynsbegäran.docx
+++ b/tillsyn/A 31321-2025 tillsynsbegäran.docx
@@ -982,7 +982,7 @@
     <w:r>
       <w:tab/>
       <w:tab/>
-      <w:t>2026-09-28</w:t>
+      <w:t>2026-09-29</w:t>
       <w:br/>
       <w:br/>
     </w:r>

--- a/tillsyn/A 31321-2025 tillsynsbegäran.docx
+++ b/tillsyn/A 31321-2025 tillsynsbegäran.docx
@@ -982,7 +982,7 @@
     <w:r>
       <w:tab/>
       <w:tab/>
-      <w:t>2026-09-29</w:t>
+      <w:t>2026-09-30</w:t>
       <w:br/>
       <w:br/>
     </w:r>

--- a/tillsyn/A 31321-2025 tillsynsbegäran.docx
+++ b/tillsyn/A 31321-2025 tillsynsbegäran.docx
@@ -22,7 +22,7 @@
       <w:r>
         <w:drawing>
           <wp:inline xmlns:a="http://schemas.openxmlformats.org/drawingml/2006/main" xmlns:pic="http://schemas.openxmlformats.org/drawingml/2006/picture">
-            <wp:extent cx="5486400" cy="3627434"/>
+            <wp:extent cx="5486400" cy="3638746"/>
             <wp:docPr id="1" name="Picture 1"/>
             <wp:cNvGraphicFramePr>
               <a:graphicFrameLocks noChangeAspect="1"/>
@@ -43,7 +43,7 @@
                   <pic:spPr>
                     <a:xfrm>
                       <a:off x="0" y="0"/>
-                      <a:ext cx="5486400" cy="3627434"/>
+                      <a:ext cx="5486400" cy="3638746"/>
                     </a:xfrm>
                     <a:prstGeom prst="rect"/>
                   </pic:spPr>
@@ -65,7 +65,7 @@
     </w:p>
     <w:p>
       <w:r>
-        <w:t>I och inom 24 meter från avverkningsanmälan finns fynd av 10 naturvårdsarter, varav 3 är rödlistade, 5 är fridlysta, 8 är typiska (T) och 2 är signalarter (S): gräddporing (VU, T), motaggsvamp (NT, T), vedskivlav (NT, T), rävticka (S, T), trädporella (S, T), järpe (T, §4), spillkråka (T, §4), tjäder (T, §4), revlummer (§9) och äkta lopplummer (§9). Se Figur 1.</w:t>
+        <w:t>I och inom 24 meter från avverkningsanmälan finns fynd av 11 naturvårdsarter, varav 4 är rödlistade, 6 är fridlysta, 8 är typiska (T) och 2 är signalarter (S): blå kärrhök (VU, §4), gräddporing (VU, T), motaggsvamp (NT, T), vedskivlav (NT, T), rävticka (S, T), trädporella (S, T), järpe (T, §4), spillkråka (T, §4), tjäder (T, §4), revlummer (§9) och äkta lopplummer (§9). Se Figur 1.</w:t>
       </w:r>
     </w:p>
     <w:p>
@@ -982,7 +982,7 @@
     <w:r>
       <w:tab/>
       <w:tab/>
-      <w:t>2026-09-30</w:t>
+      <w:t>2026-10-01</w:t>
       <w:br/>
       <w:br/>
     </w:r>

--- a/tillsyn/A 31321-2025 tillsynsbegäran.docx
+++ b/tillsyn/A 31321-2025 tillsynsbegäran.docx
@@ -982,7 +982,7 @@
     <w:r>
       <w:tab/>
       <w:tab/>
-      <w:t>2026-10-01</w:t>
+      <w:t>2026-10-02</w:t>
       <w:br/>
       <w:br/>
     </w:r>

--- a/tillsyn/A 31321-2025 tillsynsbegäran.docx
+++ b/tillsyn/A 31321-2025 tillsynsbegäran.docx
@@ -982,7 +982,7 @@
     <w:r>
       <w:tab/>
       <w:tab/>
-      <w:t>2026-10-02</w:t>
+      <w:t>2026-10-03</w:t>
       <w:br/>
       <w:br/>
     </w:r>

--- a/tillsyn/A 31321-2025 tillsynsbegäran.docx
+++ b/tillsyn/A 31321-2025 tillsynsbegäran.docx
@@ -982,7 +982,7 @@
     <w:r>
       <w:tab/>
       <w:tab/>
-      <w:t>2026-10-03</w:t>
+      <w:t>2026-10-04</w:t>
       <w:br/>
       <w:br/>
     </w:r>

--- a/tillsyn/A 31321-2025 tillsynsbegäran.docx
+++ b/tillsyn/A 31321-2025 tillsynsbegäran.docx
@@ -982,7 +982,7 @@
     <w:r>
       <w:tab/>
       <w:tab/>
-      <w:t>2026-10-04</w:t>
+      <w:t>2026-10-05</w:t>
       <w:br/>
       <w:br/>
     </w:r>

--- a/tillsyn/A 31321-2025 tillsynsbegäran.docx
+++ b/tillsyn/A 31321-2025 tillsynsbegäran.docx
@@ -982,7 +982,7 @@
     <w:r>
       <w:tab/>
       <w:tab/>
-      <w:t>2026-10-05</w:t>
+      <w:t>2026-10-06</w:t>
       <w:br/>
       <w:br/>
     </w:r>

--- a/tillsyn/A 31321-2025 tillsynsbegäran.docx
+++ b/tillsyn/A 31321-2025 tillsynsbegäran.docx
@@ -982,7 +982,7 @@
     <w:r>
       <w:tab/>
       <w:tab/>
-      <w:t>2026-10-06</w:t>
+      <w:t>2026-10-07</w:t>
       <w:br/>
       <w:br/>
     </w:r>

--- a/tillsyn/A 31321-2025 tillsynsbegäran.docx
+++ b/tillsyn/A 31321-2025 tillsynsbegäran.docx
@@ -982,7 +982,7 @@
     <w:r>
       <w:tab/>
       <w:tab/>
-      <w:t>2026-10-07</w:t>
+      <w:t>2026-10-08</w:t>
       <w:br/>
       <w:br/>
     </w:r>

--- a/tillsyn/A 31321-2025 tillsynsbegäran.docx
+++ b/tillsyn/A 31321-2025 tillsynsbegäran.docx
@@ -982,7 +982,7 @@
     <w:r>
       <w:tab/>
       <w:tab/>
-      <w:t>2026-10-08</w:t>
+      <w:t>2026-10-09</w:t>
       <w:br/>
       <w:br/>
     </w:r>

--- a/tillsyn/A 31321-2025 tillsynsbegäran.docx
+++ b/tillsyn/A 31321-2025 tillsynsbegäran.docx
@@ -982,7 +982,7 @@
     <w:r>
       <w:tab/>
       <w:tab/>
-      <w:t>2026-10-09</w:t>
+      <w:t>2026-10-10</w:t>
       <w:br/>
       <w:br/>
     </w:r>

--- a/tillsyn/A 31321-2025 tillsynsbegäran.docx
+++ b/tillsyn/A 31321-2025 tillsynsbegäran.docx
@@ -982,7 +982,7 @@
     <w:r>
       <w:tab/>
       <w:tab/>
-      <w:t>2026-10-10</w:t>
+      <w:t>2026-10-11</w:t>
       <w:br/>
       <w:br/>
     </w:r>

--- a/tillsyn/A 31321-2025 tillsynsbegäran.docx
+++ b/tillsyn/A 31321-2025 tillsynsbegäran.docx
@@ -982,7 +982,7 @@
     <w:r>
       <w:tab/>
       <w:tab/>
-      <w:t>2026-10-11</w:t>
+      <w:t>2026-10-12</w:t>
       <w:br/>
       <w:br/>
     </w:r>

--- a/tillsyn/A 31321-2025 tillsynsbegäran.docx
+++ b/tillsyn/A 31321-2025 tillsynsbegäran.docx
@@ -982,7 +982,7 @@
     <w:r>
       <w:tab/>
       <w:tab/>
-      <w:t>2026-10-12</w:t>
+      <w:t>2026-10-13</w:t>
       <w:br/>
       <w:br/>
     </w:r>

--- a/tillsyn/A 31321-2025 tillsynsbegäran.docx
+++ b/tillsyn/A 31321-2025 tillsynsbegäran.docx
@@ -982,7 +982,7 @@
     <w:r>
       <w:tab/>
       <w:tab/>
-      <w:t>2026-10-13</w:t>
+      <w:t>2026-10-14</w:t>
       <w:br/>
       <w:br/>
     </w:r>

--- a/tillsyn/A 31321-2025 tillsynsbegäran.docx
+++ b/tillsyn/A 31321-2025 tillsynsbegäran.docx
@@ -982,7 +982,7 @@
     <w:r>
       <w:tab/>
       <w:tab/>
-      <w:t>2026-10-14</w:t>
+      <w:t>2026-10-15</w:t>
       <w:br/>
       <w:br/>
     </w:r>

--- a/tillsyn/A 31321-2025 tillsynsbegäran.docx
+++ b/tillsyn/A 31321-2025 tillsynsbegäran.docx
@@ -982,7 +982,7 @@
     <w:r>
       <w:tab/>
       <w:tab/>
-      <w:t>2026-10-15</w:t>
+      <w:t>2026-10-16</w:t>
       <w:br/>
       <w:br/>
     </w:r>

--- a/tillsyn/A 31321-2025 tillsynsbegäran.docx
+++ b/tillsyn/A 31321-2025 tillsynsbegäran.docx
@@ -982,7 +982,7 @@
     <w:r>
       <w:tab/>
       <w:tab/>
-      <w:t>2026-10-16</w:t>
+      <w:t>2026-10-17</w:t>
       <w:br/>
       <w:br/>
     </w:r>

--- a/tillsyn/A 31321-2025 tillsynsbegäran.docx
+++ b/tillsyn/A 31321-2025 tillsynsbegäran.docx
@@ -982,7 +982,7 @@
     <w:r>
       <w:tab/>
       <w:tab/>
-      <w:t>2026-10-17</w:t>
+      <w:t>2026-10-18</w:t>
       <w:br/>
       <w:br/>
     </w:r>

--- a/tillsyn/A 31321-2025 tillsynsbegäran.docx
+++ b/tillsyn/A 31321-2025 tillsynsbegäran.docx
@@ -982,7 +982,7 @@
     <w:r>
       <w:tab/>
       <w:tab/>
-      <w:t>2026-10-18</w:t>
+      <w:t>2026-10-19</w:t>
       <w:br/>
       <w:br/>
     </w:r>

--- a/tillsyn/A 31321-2025 tillsynsbegäran.docx
+++ b/tillsyn/A 31321-2025 tillsynsbegäran.docx
@@ -982,7 +982,7 @@
     <w:r>
       <w:tab/>
       <w:tab/>
-      <w:t>2026-10-19</w:t>
+      <w:t>2026-10-20</w:t>
       <w:br/>
       <w:br/>
     </w:r>

--- a/tillsyn/A 31321-2025 tillsynsbegäran.docx
+++ b/tillsyn/A 31321-2025 tillsynsbegäran.docx
@@ -982,7 +982,7 @@
     <w:r>
       <w:tab/>
       <w:tab/>
-      <w:t>2026-10-20</w:t>
+      <w:t>2026-10-21</w:t>
       <w:br/>
       <w:br/>
     </w:r>

--- a/tillsyn/A 31321-2025 tillsynsbegäran.docx
+++ b/tillsyn/A 31321-2025 tillsynsbegäran.docx
@@ -982,7 +982,7 @@
     <w:r>
       <w:tab/>
       <w:tab/>
-      <w:t>2026-10-21</w:t>
+      <w:t>2026-10-22</w:t>
       <w:br/>
       <w:br/>
     </w:r>

--- a/tillsyn/A 31321-2025 tillsynsbegäran.docx
+++ b/tillsyn/A 31321-2025 tillsynsbegäran.docx
@@ -982,7 +982,7 @@
     <w:r>
       <w:tab/>
       <w:tab/>
-      <w:t>2026-10-22</w:t>
+      <w:t>2026-10-23</w:t>
       <w:br/>
       <w:br/>
     </w:r>

--- a/tillsyn/A 31321-2025 tillsynsbegäran.docx
+++ b/tillsyn/A 31321-2025 tillsynsbegäran.docx
@@ -982,7 +982,7 @@
     <w:r>
       <w:tab/>
       <w:tab/>
-      <w:t>2026-10-23</w:t>
+      <w:t>2026-10-24</w:t>
       <w:br/>
       <w:br/>
     </w:r>

--- a/tillsyn/A 31321-2025 tillsynsbegäran.docx
+++ b/tillsyn/A 31321-2025 tillsynsbegäran.docx
@@ -982,7 +982,7 @@
     <w:r>
       <w:tab/>
       <w:tab/>
-      <w:t>2026-10-24</w:t>
+      <w:t>2026-10-25</w:t>
       <w:br/>
       <w:br/>
     </w:r>

--- a/tillsyn/A 31321-2025 tillsynsbegäran.docx
+++ b/tillsyn/A 31321-2025 tillsynsbegäran.docx
@@ -982,7 +982,7 @@
     <w:r>
       <w:tab/>
       <w:tab/>
-      <w:t>2026-10-25</w:t>
+      <w:t>2026-10-26</w:t>
       <w:br/>
       <w:br/>
     </w:r>

--- a/tillsyn/A 31321-2025 tillsynsbegäran.docx
+++ b/tillsyn/A 31321-2025 tillsynsbegäran.docx
@@ -982,7 +982,7 @@
     <w:r>
       <w:tab/>
       <w:tab/>
-      <w:t>2026-10-26</w:t>
+      <w:t>2026-10-27</w:t>
       <w:br/>
       <w:br/>
     </w:r>

--- a/tillsyn/A 31321-2025 tillsynsbegäran.docx
+++ b/tillsyn/A 31321-2025 tillsynsbegäran.docx
@@ -982,7 +982,7 @@
     <w:r>
       <w:tab/>
       <w:tab/>
-      <w:t>2026-10-27</w:t>
+      <w:t>2026-10-28</w:t>
       <w:br/>
       <w:br/>
     </w:r>

--- a/tillsyn/A 31321-2025 tillsynsbegäran.docx
+++ b/tillsyn/A 31321-2025 tillsynsbegäran.docx
@@ -982,7 +982,7 @@
     <w:r>
       <w:tab/>
       <w:tab/>
-      <w:t>2026-10-28</w:t>
+      <w:t>2026-10-29</w:t>
       <w:br/>
       <w:br/>
     </w:r>

--- a/tillsyn/A 31321-2025 tillsynsbegäran.docx
+++ b/tillsyn/A 31321-2025 tillsynsbegäran.docx
@@ -982,7 +982,7 @@
     <w:r>
       <w:tab/>
       <w:tab/>
-      <w:t>2026-10-29</w:t>
+      <w:t>2026-10-31</w:t>
       <w:br/>
       <w:br/>
     </w:r>
